--- a/TestExam/TestExam.docx
+++ b/TestExam/TestExam.docx
@@ -332,10 +332,10 @@
           <w:rFonts w:ascii="Times New Roman" w:hAnsi="Times New Roman" w:cs="Times New Roman"/>
         </w:rPr>
         <w:drawing>
-          <wp:inline distT="0" distB="0" distL="0" distR="0" wp14:anchorId="0C077A76" wp14:editId="08D49124">
+          <wp:inline distT="0" distB="0" distL="0" distR="0" wp14:anchorId="0C077A76" wp14:editId="41EFEC5B">
             <wp:extent cx="5943600" cy="2867025"/>
             <wp:effectExtent l="0" t="0" r="0" b="9525"/>
-            <wp:docPr id="1935783976" name="Picture 1"/>
+            <wp:docPr id="1935783976" name="Picture 1" descr="A computer screen shot of a black screen&#10;&#10;AI-generated content may be incorrect."/>
             <wp:cNvGraphicFramePr>
               <a:graphicFrameLocks xmlns:a="http://schemas.openxmlformats.org/drawingml/2006/main" noChangeAspect="1"/>
             </wp:cNvGraphicFramePr>
@@ -343,7 +343,7 @@
               <a:graphicData uri="http://schemas.openxmlformats.org/drawingml/2006/picture">
                 <pic:pic xmlns:pic="http://schemas.openxmlformats.org/drawingml/2006/picture">
                   <pic:nvPicPr>
-                    <pic:cNvPr id="1935783976" name=""/>
+                    <pic:cNvPr id="1935783976" name="Picture 1" descr="A computer screen shot of a black screen&#10;&#10;AI-generated content may be incorrect."/>
                     <pic:cNvPicPr/>
                   </pic:nvPicPr>
                   <pic:blipFill>
@@ -366,6 +366,319 @@
             </a:graphic>
           </wp:inline>
         </w:drawing>
+      </w:r>
+    </w:p>
+    <w:p>
+      <w:pPr>
+        <w:rPr>
+          <w:rFonts w:ascii="Times New Roman" w:hAnsi="Times New Roman" w:cs="Times New Roman"/>
+        </w:rPr>
+      </w:pPr>
+      <w:r>
+        <w:rPr>
+          <w:rFonts w:ascii="Times New Roman" w:hAnsi="Times New Roman" w:cs="Times New Roman"/>
+        </w:rPr>
+        <w:br w:type="page"/>
+      </w:r>
+    </w:p>
+    <w:p>
+      <w:pPr>
+        <w:rPr>
+          <w:rFonts w:ascii="Times New Roman" w:hAnsi="Times New Roman" w:cs="Times New Roman"/>
+        </w:rPr>
+      </w:pPr>
+      <w:r>
+        <w:rPr>
+          <w:rFonts w:ascii="Times New Roman" w:hAnsi="Times New Roman" w:cs="Times New Roman"/>
+        </w:rPr>
+        <w:lastRenderedPageBreak/>
+        <w:t>Q3:</w:t>
+      </w:r>
+    </w:p>
+    <w:p>
+      <w:pPr>
+        <w:rPr>
+          <w:rFonts w:ascii="Times New Roman" w:hAnsi="Times New Roman" w:cs="Times New Roman"/>
+        </w:rPr>
+      </w:pPr>
+      <w:r>
+        <w:rPr>
+          <w:rFonts w:ascii="Times New Roman" w:hAnsi="Times New Roman" w:cs="Times New Roman"/>
+        </w:rPr>
+        <w:drawing>
+          <wp:inline distT="0" distB="0" distL="0" distR="0" wp14:anchorId="32E68C59" wp14:editId="4C724B70">
+            <wp:extent cx="5943600" cy="3488055"/>
+            <wp:effectExtent l="0" t="0" r="0" b="0"/>
+            <wp:docPr id="1844022087" name="Picture 1" descr="A diagram of a software company&#10;&#10;AI-generated content may be incorrect."/>
+            <wp:cNvGraphicFramePr>
+              <a:graphicFrameLocks xmlns:a="http://schemas.openxmlformats.org/drawingml/2006/main" noChangeAspect="1"/>
+            </wp:cNvGraphicFramePr>
+            <a:graphic xmlns:a="http://schemas.openxmlformats.org/drawingml/2006/main">
+              <a:graphicData uri="http://schemas.openxmlformats.org/drawingml/2006/picture">
+                <pic:pic xmlns:pic="http://schemas.openxmlformats.org/drawingml/2006/picture">
+                  <pic:nvPicPr>
+                    <pic:cNvPr id="1844022087" name="Picture 1" descr="A diagram of a software company&#10;&#10;AI-generated content may be incorrect."/>
+                    <pic:cNvPicPr/>
+                  </pic:nvPicPr>
+                  <pic:blipFill>
+                    <a:blip r:embed="rId6"/>
+                    <a:stretch>
+                      <a:fillRect/>
+                    </a:stretch>
+                  </pic:blipFill>
+                  <pic:spPr>
+                    <a:xfrm>
+                      <a:off x="0" y="0"/>
+                      <a:ext cx="5943600" cy="3488055"/>
+                    </a:xfrm>
+                    <a:prstGeom prst="rect">
+                      <a:avLst/>
+                    </a:prstGeom>
+                  </pic:spPr>
+                </pic:pic>
+              </a:graphicData>
+            </a:graphic>
+          </wp:inline>
+        </w:drawing>
+      </w:r>
+    </w:p>
+    <w:p>
+      <w:pPr>
+        <w:rPr>
+          <w:rFonts w:ascii="Times New Roman" w:hAnsi="Times New Roman" w:cs="Times New Roman"/>
+        </w:rPr>
+      </w:pPr>
+      <w:r>
+        <w:rPr>
+          <w:rFonts w:ascii="Times New Roman" w:hAnsi="Times New Roman" w:cs="Times New Roman"/>
+        </w:rPr>
+        <w:t>Frontend: is where client communicating with.</w:t>
+      </w:r>
+    </w:p>
+    <w:p>
+      <w:pPr>
+        <w:rPr>
+          <w:rFonts w:ascii="Times New Roman" w:hAnsi="Times New Roman" w:cs="Times New Roman"/>
+        </w:rPr>
+      </w:pPr>
+      <w:r>
+        <w:rPr>
+          <w:rFonts w:ascii="Times New Roman" w:hAnsi="Times New Roman" w:cs="Times New Roman"/>
+        </w:rPr>
+        <w:t>API Gateway: acts as an entry point for multiple APIs, handling request routing, authentication, rate limiting, load balancing, and etc.</w:t>
+      </w:r>
+    </w:p>
+    <w:p>
+      <w:pPr>
+        <w:rPr>
+          <w:rFonts w:ascii="Times New Roman" w:hAnsi="Times New Roman" w:cs="Times New Roman"/>
+        </w:rPr>
+      </w:pPr>
+      <w:r>
+        <w:rPr>
+          <w:rFonts w:ascii="Times New Roman" w:hAnsi="Times New Roman" w:cs="Times New Roman"/>
+        </w:rPr>
+        <w:t>Backend Service: is where logic is processing.</w:t>
+      </w:r>
+    </w:p>
+    <w:p>
+      <w:pPr>
+        <w:rPr>
+          <w:rFonts w:ascii="Times New Roman" w:hAnsi="Times New Roman" w:cs="Times New Roman"/>
+        </w:rPr>
+      </w:pPr>
+      <w:r>
+        <w:rPr>
+          <w:rFonts w:ascii="Times New Roman" w:hAnsi="Times New Roman" w:cs="Times New Roman"/>
+        </w:rPr>
+        <w:t>Load Balancer: is a system distributed income network traffic across multiple servers to ensure no single server become overwhelmed.</w:t>
+      </w:r>
+    </w:p>
+    <w:p>
+      <w:pPr>
+        <w:rPr>
+          <w:rFonts w:ascii="Times New Roman" w:hAnsi="Times New Roman" w:cs="Times New Roman"/>
+        </w:rPr>
+      </w:pPr>
+      <w:r>
+        <w:rPr>
+          <w:rFonts w:ascii="Times New Roman" w:hAnsi="Times New Roman" w:cs="Times New Roman"/>
+        </w:rPr>
+        <w:t>Firewall: is a network security system that monitors and controls incoming and outgoing traffic based on predefined security rules.</w:t>
+      </w:r>
+    </w:p>
+    <w:p>
+      <w:pPr>
+        <w:rPr>
+          <w:rFonts w:ascii="Times New Roman" w:hAnsi="Times New Roman" w:cs="Times New Roman"/>
+        </w:rPr>
+      </w:pPr>
+      <w:r>
+        <w:rPr>
+          <w:rFonts w:ascii="Times New Roman" w:hAnsi="Times New Roman" w:cs="Times New Roman"/>
+        </w:rPr>
+        <w:t>Database: is where data is stored</w:t>
+      </w:r>
+    </w:p>
+    <w:p>
+      <w:pPr>
+        <w:rPr>
+          <w:rFonts w:ascii="Times New Roman" w:hAnsi="Times New Roman" w:cs="Times New Roman"/>
+        </w:rPr>
+      </w:pPr>
+      <w:r>
+        <w:rPr>
+          <w:rFonts w:ascii="Times New Roman" w:hAnsi="Times New Roman" w:cs="Times New Roman"/>
+        </w:rPr>
+        <w:t>Monitoring Server: is a system that collects, analyzes, and visualizes metrics from servers, applications, and networks to ensure system health, detect issues, and optimize performance.</w:t>
+      </w:r>
+    </w:p>
+    <w:p>
+      <w:pPr>
+        <w:rPr>
+          <w:rFonts w:ascii="Times New Roman" w:hAnsi="Times New Roman" w:cs="Times New Roman"/>
+        </w:rPr>
+      </w:pPr>
+      <w:r>
+        <w:rPr>
+          <w:rFonts w:ascii="Times New Roman" w:hAnsi="Times New Roman" w:cs="Times New Roman"/>
+        </w:rPr>
+        <w:t>Registry Server: is a centralizes systems that stores, manages, and distributed software artifacts such as container images, packages, or configurations.</w:t>
+      </w:r>
+    </w:p>
+    <w:p>
+      <w:pPr>
+        <w:rPr>
+          <w:rFonts w:ascii="Times New Roman" w:hAnsi="Times New Roman" w:cs="Times New Roman"/>
+          <w:b/>
+          <w:bCs/>
+          <w:lang w:val="vi-VN"/>
+        </w:rPr>
+      </w:pPr>
+      <w:r>
+        <w:rPr>
+          <w:rFonts w:ascii="Times New Roman" w:hAnsi="Times New Roman" w:cs="Times New Roman"/>
+          <w:b/>
+          <w:bCs/>
+        </w:rPr>
+        <w:t>Propose technologies:</w:t>
+      </w:r>
+    </w:p>
+    <w:p>
+      <w:pPr>
+        <w:rPr>
+          <w:rFonts w:ascii="Times New Roman" w:hAnsi="Times New Roman" w:cs="Times New Roman"/>
+        </w:rPr>
+      </w:pPr>
+      <w:r>
+        <w:rPr>
+          <w:rFonts w:ascii="Times New Roman" w:hAnsi="Times New Roman" w:cs="Times New Roman"/>
+        </w:rPr>
+        <w:t>For WebApp: React</w:t>
+      </w:r>
+    </w:p>
+    <w:p>
+      <w:pPr>
+        <w:rPr>
+          <w:rFonts w:ascii="Times New Roman" w:hAnsi="Times New Roman" w:cs="Times New Roman"/>
+        </w:rPr>
+      </w:pPr>
+      <w:r>
+        <w:rPr>
+          <w:rFonts w:ascii="Times New Roman" w:hAnsi="Times New Roman" w:cs="Times New Roman"/>
+        </w:rPr>
+        <w:t>For Mobile: Flutter</w:t>
+      </w:r>
+    </w:p>
+    <w:p>
+      <w:pPr>
+        <w:rPr>
+          <w:rFonts w:ascii="Times New Roman" w:hAnsi="Times New Roman" w:cs="Times New Roman"/>
+        </w:rPr>
+      </w:pPr>
+      <w:r>
+        <w:rPr>
+          <w:rFonts w:ascii="Times New Roman" w:hAnsi="Times New Roman" w:cs="Times New Roman"/>
+        </w:rPr>
+        <w:lastRenderedPageBreak/>
+        <w:t>For Backend: ASP.NET</w:t>
+      </w:r>
+    </w:p>
+    <w:p>
+      <w:pPr>
+        <w:rPr>
+          <w:rFonts w:ascii="Times New Roman" w:hAnsi="Times New Roman" w:cs="Times New Roman"/>
+        </w:rPr>
+      </w:pPr>
+      <w:r>
+        <w:rPr>
+          <w:rFonts w:ascii="Times New Roman" w:hAnsi="Times New Roman" w:cs="Times New Roman"/>
+        </w:rPr>
+        <w:t>For Load Balancer: Nginx</w:t>
+      </w:r>
+    </w:p>
+    <w:p>
+      <w:pPr>
+        <w:rPr>
+          <w:rFonts w:ascii="Times New Roman" w:hAnsi="Times New Roman" w:cs="Times New Roman"/>
+        </w:rPr>
+      </w:pPr>
+      <w:r>
+        <w:rPr>
+          <w:rFonts w:ascii="Times New Roman" w:hAnsi="Times New Roman" w:cs="Times New Roman"/>
+        </w:rPr>
+        <w:t>Database: MSSQL</w:t>
+      </w:r>
+    </w:p>
+    <w:p>
+      <w:pPr>
+        <w:rPr>
+          <w:rFonts w:ascii="Times New Roman" w:hAnsi="Times New Roman" w:cs="Times New Roman"/>
+        </w:rPr>
+      </w:pPr>
+      <w:r>
+        <w:rPr>
+          <w:rFonts w:ascii="Times New Roman" w:hAnsi="Times New Roman" w:cs="Times New Roman"/>
+        </w:rPr>
+        <w:t xml:space="preserve">Registry Server: </w:t>
+      </w:r>
+      <w:r>
+        <w:rPr>
+          <w:rFonts w:ascii="Times New Roman" w:hAnsi="Times New Roman" w:cs="Times New Roman"/>
+        </w:rPr>
+        <w:t>Consul</w:t>
+      </w:r>
+    </w:p>
+    <w:p>
+      <w:pPr>
+        <w:rPr>
+          <w:rFonts w:ascii="Times New Roman" w:hAnsi="Times New Roman" w:cs="Times New Roman"/>
+        </w:rPr>
+      </w:pPr>
+      <w:r>
+        <w:rPr>
+          <w:rFonts w:ascii="Times New Roman" w:hAnsi="Times New Roman" w:cs="Times New Roman"/>
+        </w:rPr>
+        <w:t>For Firewall</w:t>
+      </w:r>
+      <w:r>
+        <w:rPr>
+          <w:rFonts w:ascii="Times New Roman" w:hAnsi="Times New Roman" w:cs="Times New Roman"/>
+        </w:rPr>
+        <w:t>: Cloudflare WAF</w:t>
+      </w:r>
+    </w:p>
+    <w:p>
+      <w:pPr>
+        <w:rPr>
+          <w:rFonts w:ascii="Times New Roman" w:hAnsi="Times New Roman" w:cs="Times New Roman"/>
+        </w:rPr>
+      </w:pPr>
+      <w:r>
+        <w:rPr>
+          <w:rFonts w:ascii="Times New Roman" w:hAnsi="Times New Roman" w:cs="Times New Roman"/>
+        </w:rPr>
+        <w:t>Monitoring Server: ELK Stack</w:t>
       </w:r>
     </w:p>
     <w:sectPr>
@@ -1102,7 +1415,6 @@
   <w:style w:type="character" w:default="1" w:styleId="DefaultParagraphFont">
     <w:name w:val="Default Paragraph Font"/>
     <w:uiPriority w:val="1"/>
-    <w:semiHidden/>
     <w:unhideWhenUsed/>
   </w:style>
   <w:style w:type="table" w:default="1" w:styleId="TableNormal">
